--- a/rapports/2026-06-06/EQ10/EQ10_enq1_v2/DR_081201020048/09-11-95-04.docx
+++ b/rapports/2026-06-06/EQ10/EQ10_enq1_v2/DR_081201020048/09-11-95-04.docx
@@ -297,7 +297,7 @@
           <w:color w:val="1F6FEB"/>
           <w:sz w:val="22"/>
         </w:rPr>
-        <w:t>⚠ INCOHÉRENCES À CORRIGER (293)</w:t>
+        <w:t>⚠ INCOHÉRENCES À CORRIGER (289)</w:t>
       </w:r>
     </w:p>
     <w:tbl>
@@ -485,7 +485,7 @@
                 <w:i w:val="0"/>
                 <w:sz w:val="17"/>
               </w:rPr>
-              <w:t>Incohérence!!! seulement les écoles privées paient les frais de scolarité (y compris les frais d'inscription).</w:t>
+              <w:t>Incohérent!! Le niveau d'instruction déclaré par l'un des enfants () au niveau de la section 1 de moustapha gaye diffère de celui donné par moustapha gaye lui-même qui affirme ne pas avoir frequenté l'école formelle.</w:t>
             </w:r>
           </w:p>
         </w:tc>
@@ -500,10 +500,550 @@
               <w:rPr>
                 <w:b/>
                 <w:i w:val="0"/>
-                <w:color w:val="DC2626"/>
-                <w:sz w:val="16"/>
-              </w:rPr>
-              <w:t>Haute</w:t>
+                <w:color w:val="EA580C"/>
+                <w:sz w:val="16"/>
+              </w:rPr>
+              <w:t>Moyenne</w:t>
+            </w:r>
+          </w:p>
+        </w:tc>
+        <w:tc>
+          <w:tcPr>
+            <w:tcW w:type="dxa" w:w="1247"/>
+          </w:tcPr>
+          <w:p>
+            <w:r>
+              <w:rPr>
+                <w:b/>
+                <w:i w:val="0"/>
+                <w:sz w:val="16"/>
+              </w:rPr>
+              <w:t>S00</w:t>
+              <w:br/>
+            </w:r>
+            <w:r>
+              <w:rPr>
+                <w:b w:val="0"/>
+                <w:i w:val="0"/>
+                <w:color w:val="64748B"/>
+                <w:sz w:val="14"/>
+              </w:rPr>
+              <w:t>Identification</w:t>
+            </w:r>
+          </w:p>
+        </w:tc>
+        <w:tc>
+          <w:tcPr>
+            <w:tcW w:type="dxa" w:w="1531"/>
+          </w:tcPr>
+          <w:p>
+            <w:r>
+              <w:rPr>
+                <w:b/>
+                <w:i w:val="0"/>
+                <w:color w:val="16A34A"/>
+                <w:sz w:val="16"/>
+              </w:rPr>
+              <w:t>s00q07a, s00q08, s00q10, s00q13_0, s00q15_0, s00q17_0, s00q23a, s00q23b</w:t>
+            </w:r>
+          </w:p>
+        </w:tc>
+        <w:tc>
+          <w:tcPr>
+            <w:tcW w:type="dxa" w:w="1191"/>
+          </w:tcPr>
+          <w:p>
+            <w:r>
+              <w:rPr>
+                <w:b w:val="0"/>
+                <w:i w:val="0"/>
+                <w:color w:val="64748B"/>
+                <w:sz w:val="16"/>
+              </w:rPr>
+              <w:t>GT-CQ</w:t>
+            </w:r>
+          </w:p>
+        </w:tc>
+        <w:tc>
+          <w:tcPr>
+            <w:tcW w:type="dxa" w:w="4706"/>
+          </w:tcPr>
+          <w:p>
+            <w:r>
+              <w:rPr>
+                <w:b w:val="0"/>
+                <w:i w:val="0"/>
+                <w:sz w:val="17"/>
+              </w:rPr>
+              <w:t>Le questionnaire est completé mais il reste certainnes infomations du ménage à faire dans la section 0, prière de renseigner ces informations.</w:t>
+            </w:r>
+          </w:p>
+        </w:tc>
+      </w:tr>
+      <w:tr>
+        <w:tc>
+          <w:tcPr>
+            <w:tcW w:type="dxa" w:w="964"/>
+          </w:tcPr>
+          <w:p>
+            <w:r>
+              <w:rPr>
+                <w:b/>
+                <w:i w:val="0"/>
+                <w:color w:val="EA580C"/>
+                <w:sz w:val="16"/>
+              </w:rPr>
+              <w:t>Moyenne</w:t>
+            </w:r>
+          </w:p>
+        </w:tc>
+        <w:tc>
+          <w:tcPr>
+            <w:tcW w:type="dxa" w:w="1247"/>
+          </w:tcPr>
+          <w:p>
+            <w:r>
+              <w:rPr>
+                <w:b/>
+                <w:i w:val="0"/>
+                <w:sz w:val="16"/>
+              </w:rPr>
+              <w:t>S00</w:t>
+              <w:br/>
+            </w:r>
+            <w:r>
+              <w:rPr>
+                <w:b w:val="0"/>
+                <w:i w:val="0"/>
+                <w:color w:val="64748B"/>
+                <w:sz w:val="14"/>
+              </w:rPr>
+              <w:t>Identification</w:t>
+            </w:r>
+          </w:p>
+        </w:tc>
+        <w:tc>
+          <w:tcPr>
+            <w:tcW w:type="dxa" w:w="1531"/>
+          </w:tcPr>
+          <w:p>
+            <w:r>
+              <w:rPr>
+                <w:b/>
+                <w:i w:val="0"/>
+                <w:color w:val="16A34A"/>
+                <w:sz w:val="16"/>
+              </w:rPr>
+              <w:t>s00q07a, s00q08, s00q10, s00q13_0, s00q15_0, s00q17_0, s00q23a, s00q23b</w:t>
+            </w:r>
+          </w:p>
+        </w:tc>
+        <w:tc>
+          <w:tcPr>
+            <w:tcW w:type="dxa" w:w="1191"/>
+          </w:tcPr>
+          <w:p>
+            <w:r>
+              <w:rPr>
+                <w:b w:val="0"/>
+                <w:i w:val="0"/>
+                <w:color w:val="64748B"/>
+                <w:sz w:val="16"/>
+              </w:rPr>
+              <w:t>GT-CQ</w:t>
+            </w:r>
+          </w:p>
+        </w:tc>
+        <w:tc>
+          <w:tcPr>
+            <w:tcW w:type="dxa" w:w="4706"/>
+          </w:tcPr>
+          <w:p>
+            <w:r>
+              <w:rPr>
+                <w:b w:val="0"/>
+                <w:i w:val="0"/>
+                <w:sz w:val="17"/>
+              </w:rPr>
+              <w:t>Prière de renseigner toutes les informations du ménage dans la section 0 avant d'entamer les autres informations.</w:t>
+            </w:r>
+          </w:p>
+        </w:tc>
+      </w:tr>
+      <w:tr>
+        <w:tc>
+          <w:tcPr>
+            <w:tcW w:type="dxa" w:w="964"/>
+          </w:tcPr>
+          <w:p>
+            <w:r>
+              <w:rPr>
+                <w:b/>
+                <w:i w:val="0"/>
+                <w:color w:val="EA580C"/>
+                <w:sz w:val="16"/>
+              </w:rPr>
+              <w:t>Moyenne</w:t>
+            </w:r>
+          </w:p>
+        </w:tc>
+        <w:tc>
+          <w:tcPr>
+            <w:tcW w:type="dxa" w:w="1247"/>
+          </w:tcPr>
+          <w:p>
+            <w:r>
+              <w:rPr>
+                <w:b/>
+                <w:i w:val="0"/>
+                <w:sz w:val="16"/>
+              </w:rPr>
+              <w:t>S00</w:t>
+              <w:br/>
+            </w:r>
+            <w:r>
+              <w:rPr>
+                <w:b w:val="0"/>
+                <w:i w:val="0"/>
+                <w:color w:val="64748B"/>
+                <w:sz w:val="14"/>
+              </w:rPr>
+              <w:t>Identification</w:t>
+            </w:r>
+          </w:p>
+        </w:tc>
+        <w:tc>
+          <w:tcPr>
+            <w:tcW w:type="dxa" w:w="1531"/>
+          </w:tcPr>
+          <w:p>
+            <w:r>
+              <w:rPr>
+                <w:b/>
+                <w:i w:val="0"/>
+                <w:color w:val="16A34A"/>
+                <w:sz w:val="16"/>
+              </w:rPr>
+              <w:t>s00q27</w:t>
+            </w:r>
+          </w:p>
+        </w:tc>
+        <w:tc>
+          <w:tcPr>
+            <w:tcW w:type="dxa" w:w="1191"/>
+          </w:tcPr>
+          <w:p>
+            <w:r>
+              <w:rPr>
+                <w:b w:val="0"/>
+                <w:i w:val="0"/>
+                <w:color w:val="64748B"/>
+                <w:sz w:val="16"/>
+              </w:rPr>
+              <w:t>GT-CQ</w:t>
+            </w:r>
+          </w:p>
+        </w:tc>
+        <w:tc>
+          <w:tcPr>
+            <w:tcW w:type="dxa" w:w="4706"/>
+          </w:tcPr>
+          <w:p>
+            <w:r>
+              <w:rPr>
+                <w:b w:val="0"/>
+                <w:i w:val="0"/>
+                <w:sz w:val="17"/>
+              </w:rPr>
+              <w:t>Le questionnaire semble ne pas être complètement fini mais le questionnaire est en statut complet, prière de compléter le questionnaire.</w:t>
+            </w:r>
+          </w:p>
+        </w:tc>
+      </w:tr>
+      <w:tr>
+        <w:tc>
+          <w:tcPr>
+            <w:tcW w:type="dxa" w:w="964"/>
+          </w:tcPr>
+          <w:p>
+            <w:r>
+              <w:rPr>
+                <w:b/>
+                <w:i w:val="0"/>
+                <w:color w:val="EA580C"/>
+                <w:sz w:val="16"/>
+              </w:rPr>
+              <w:t>Moyenne</w:t>
+            </w:r>
+          </w:p>
+        </w:tc>
+        <w:tc>
+          <w:tcPr>
+            <w:tcW w:type="dxa" w:w="1247"/>
+          </w:tcPr>
+          <w:p>
+            <w:r>
+              <w:rPr>
+                <w:b/>
+                <w:i w:val="0"/>
+                <w:sz w:val="16"/>
+              </w:rPr>
+              <w:t>S01</w:t>
+              <w:br/>
+            </w:r>
+            <w:r>
+              <w:rPr>
+                <w:b w:val="0"/>
+                <w:i w:val="0"/>
+                <w:color w:val="64748B"/>
+                <w:sz w:val="14"/>
+              </w:rPr>
+              <w:t>Démographie</w:t>
+            </w:r>
+          </w:p>
+        </w:tc>
+        <w:tc>
+          <w:tcPr>
+            <w:tcW w:type="dxa" w:w="1531"/>
+          </w:tcPr>
+          <w:p>
+            <w:r>
+              <w:rPr>
+                <w:b/>
+                <w:i w:val="0"/>
+                <w:color w:val="16A34A"/>
+                <w:sz w:val="16"/>
+              </w:rPr>
+              <w:t>s01q00</w:t>
+            </w:r>
+          </w:p>
+        </w:tc>
+        <w:tc>
+          <w:tcPr>
+            <w:tcW w:type="dxa" w:w="1191"/>
+          </w:tcPr>
+          <w:p>
+            <w:r>
+              <w:rPr>
+                <w:b w:val="0"/>
+                <w:i w:val="0"/>
+                <w:color w:val="64748B"/>
+                <w:sz w:val="16"/>
+              </w:rPr>
+              <w:t>GT-CQ</w:t>
+            </w:r>
+          </w:p>
+        </w:tc>
+        <w:tc>
+          <w:tcPr>
+            <w:tcW w:type="dxa" w:w="4706"/>
+          </w:tcPr>
+          <w:p>
+            <w:r>
+              <w:rPr>
+                <w:b w:val="0"/>
+                <w:i w:val="0"/>
+                <w:sz w:val="17"/>
+              </w:rPr>
+              <w:t>Attention ! Vous avez déclaré en s01q00 que le répondant est la personne elle-même, or nogaye gaye est trop jeune (7 ans) pour fournir des informations correctes.</w:t>
+            </w:r>
+          </w:p>
+        </w:tc>
+      </w:tr>
+      <w:tr>
+        <w:tc>
+          <w:tcPr>
+            <w:tcW w:type="dxa" w:w="964"/>
+          </w:tcPr>
+          <w:p>
+            <w:r>
+              <w:rPr>
+                <w:b/>
+                <w:i w:val="0"/>
+                <w:color w:val="EA580C"/>
+                <w:sz w:val="16"/>
+              </w:rPr>
+              <w:t>Moyenne</w:t>
+            </w:r>
+          </w:p>
+        </w:tc>
+        <w:tc>
+          <w:tcPr>
+            <w:tcW w:type="dxa" w:w="1247"/>
+          </w:tcPr>
+          <w:p>
+            <w:r>
+              <w:rPr>
+                <w:b/>
+                <w:i w:val="0"/>
+                <w:sz w:val="16"/>
+              </w:rPr>
+              <w:t>S01</w:t>
+              <w:br/>
+            </w:r>
+            <w:r>
+              <w:rPr>
+                <w:b w:val="0"/>
+                <w:i w:val="0"/>
+                <w:color w:val="64748B"/>
+                <w:sz w:val="14"/>
+              </w:rPr>
+              <w:t>Démographie</w:t>
+            </w:r>
+          </w:p>
+        </w:tc>
+        <w:tc>
+          <w:tcPr>
+            <w:tcW w:type="dxa" w:w="1531"/>
+          </w:tcPr>
+          <w:p>
+            <w:r>
+              <w:rPr>
+                <w:b/>
+                <w:i w:val="0"/>
+                <w:color w:val="16A34A"/>
+                <w:sz w:val="16"/>
+              </w:rPr>
+              <w:t>—</w:t>
+            </w:r>
+          </w:p>
+        </w:tc>
+        <w:tc>
+          <w:tcPr>
+            <w:tcW w:type="dxa" w:w="1191"/>
+          </w:tcPr>
+          <w:p>
+            <w:r>
+              <w:rPr>
+                <w:b w:val="0"/>
+                <w:i w:val="0"/>
+                <w:color w:val="64748B"/>
+                <w:sz w:val="16"/>
+              </w:rPr>
+              <w:t>GT-CQ</w:t>
+            </w:r>
+          </w:p>
+        </w:tc>
+        <w:tc>
+          <w:tcPr>
+            <w:tcW w:type="dxa" w:w="4706"/>
+          </w:tcPr>
+          <w:p>
+            <w:r>
+              <w:rPr>
+                <w:b w:val="0"/>
+                <w:i w:val="0"/>
+                <w:sz w:val="17"/>
+              </w:rPr>
+              <w:t>Prière de refaire la section 1 pour nogaye gaye en demandant à un adulte de répondre aux questions à sa place.</w:t>
+            </w:r>
+          </w:p>
+        </w:tc>
+      </w:tr>
+      <w:tr>
+        <w:tc>
+          <w:tcPr>
+            <w:tcW w:type="dxa" w:w="964"/>
+          </w:tcPr>
+          <w:p>
+            <w:r>
+              <w:rPr>
+                <w:b/>
+                <w:i w:val="0"/>
+                <w:color w:val="EA580C"/>
+                <w:sz w:val="16"/>
+              </w:rPr>
+              <w:t>Moyenne</w:t>
+            </w:r>
+          </w:p>
+        </w:tc>
+        <w:tc>
+          <w:tcPr>
+            <w:tcW w:type="dxa" w:w="1247"/>
+          </w:tcPr>
+          <w:p>
+            <w:r>
+              <w:rPr>
+                <w:b/>
+                <w:i w:val="0"/>
+                <w:sz w:val="16"/>
+              </w:rPr>
+              <w:t>S01</w:t>
+              <w:br/>
+            </w:r>
+            <w:r>
+              <w:rPr>
+                <w:b w:val="0"/>
+                <w:i w:val="0"/>
+                <w:color w:val="64748B"/>
+                <w:sz w:val="14"/>
+              </w:rPr>
+              <w:t>Démographie</w:t>
+            </w:r>
+          </w:p>
+        </w:tc>
+        <w:tc>
+          <w:tcPr>
+            <w:tcW w:type="dxa" w:w="1531"/>
+          </w:tcPr>
+          <w:p>
+            <w:r>
+              <w:rPr>
+                <w:b/>
+                <w:i w:val="0"/>
+                <w:color w:val="16A34A"/>
+                <w:sz w:val="16"/>
+              </w:rPr>
+              <w:t>s01q10_1</w:t>
+            </w:r>
+          </w:p>
+        </w:tc>
+        <w:tc>
+          <w:tcPr>
+            <w:tcW w:type="dxa" w:w="1191"/>
+          </w:tcPr>
+          <w:p>
+            <w:r>
+              <w:rPr>
+                <w:b w:val="0"/>
+                <w:i w:val="0"/>
+                <w:color w:val="64748B"/>
+                <w:sz w:val="16"/>
+              </w:rPr>
+              <w:t>GT-CQ</w:t>
+            </w:r>
+          </w:p>
+        </w:tc>
+        <w:tc>
+          <w:tcPr>
+            <w:tcW w:type="dxa" w:w="4706"/>
+          </w:tcPr>
+          <w:p>
+            <w:r>
+              <w:rPr>
+                <w:b w:val="0"/>
+                <w:i w:val="0"/>
+                <w:sz w:val="17"/>
+              </w:rPr>
+              <w:t>La taille du ménage lors de l'enquête principale (8) de ce ménage est inférieur à la taille du denombrement (13), prière de fournir des explications concrètes ou aller revisiter le ménage.</w:t>
+            </w:r>
+          </w:p>
+        </w:tc>
+      </w:tr>
+      <w:tr>
+        <w:tc>
+          <w:tcPr>
+            <w:tcW w:type="dxa" w:w="964"/>
+          </w:tcPr>
+          <w:p>
+            <w:r>
+              <w:rPr>
+                <w:b/>
+                <w:i w:val="0"/>
+                <w:color w:val="EA580C"/>
+                <w:sz w:val="16"/>
+              </w:rPr>
+              <w:t>Moyenne</w:t>
             </w:r>
           </w:p>
         </w:tc>
@@ -575,7 +1115,7 @@
                 <w:i w:val="0"/>
                 <w:sz w:val="17"/>
               </w:rPr>
-              <w:t>Incohérent!! Le niveau d'instruction déclaré par l'un des enfants () au niveau de la section 1 de moustapha gaye diffère de celui donné par moustapha gaye lui-même qui affirme ne pas avoir frequenté l'école formelle.</w:t>
+              <w:t>Attention!!! le montant payé de mbene gaye pour la cotisation est de 450 FCFA qui semble faible.</w:t>
             </w:r>
           </w:p>
         </w:tc>
@@ -608,7 +1148,7 @@
                 <w:i w:val="0"/>
                 <w:sz w:val="16"/>
               </w:rPr>
-              <w:t>S00</w:t>
+              <w:t>S02</w:t>
               <w:br/>
             </w:r>
             <w:r>
@@ -618,7 +1158,7 @@
                 <w:color w:val="64748B"/>
                 <w:sz w:val="14"/>
               </w:rPr>
-              <w:t>Identification</w:t>
+              <w:t>Éducation</w:t>
             </w:r>
           </w:p>
         </w:tc>
@@ -634,7 +1174,7 @@
                 <w:color w:val="16A34A"/>
                 <w:sz w:val="16"/>
               </w:rPr>
-              <w:t>s00q07a, s00q08, s00q10, s00q13_0, s00q15_0, s00q17_0, s00q23a, s00q23b</w:t>
+              <w:t>—</w:t>
             </w:r>
           </w:p>
         </w:tc>
@@ -665,7 +1205,7 @@
                 <w:i w:val="0"/>
                 <w:sz w:val="17"/>
               </w:rPr>
-              <w:t>Le questionnaire est completé mais il reste certainnes infomations du ménage à faire dans la section 0, prière de renseigner ces informations.</w:t>
+              <w:t>Veuillez verifier cette information auprès de l'enquêté ou confirmer avec le QG.</w:t>
             </w:r>
           </w:p>
         </w:tc>
@@ -698,7 +1238,7 @@
                 <w:i w:val="0"/>
                 <w:sz w:val="16"/>
               </w:rPr>
-              <w:t>S00</w:t>
+              <w:t>S02</w:t>
               <w:br/>
             </w:r>
             <w:r>
@@ -708,7 +1248,7 @@
                 <w:color w:val="64748B"/>
                 <w:sz w:val="14"/>
               </w:rPr>
-              <w:t>Identification</w:t>
+              <w:t>Éducation</w:t>
             </w:r>
           </w:p>
         </w:tc>
@@ -724,7 +1264,7 @@
                 <w:color w:val="16A34A"/>
                 <w:sz w:val="16"/>
               </w:rPr>
-              <w:t>s00q07a, s00q08, s00q10, s00q13_0, s00q15_0, s00q17_0, s00q23a, s00q23b</w:t>
+              <w:t>s01q63, s00q04, s02q25, s01q00b, s02q17_2, s02q15_2</w:t>
             </w:r>
           </w:p>
         </w:tc>
@@ -755,7 +1295,7 @@
                 <w:i w:val="0"/>
                 <w:sz w:val="17"/>
               </w:rPr>
-              <w:t>Prière de renseigner toutes les informations du ménage dans la section 0 avant d'entamer les autres informations.</w:t>
+              <w:t>Dans les milieux urbains c'est peu probable de voir une école dont les élèves ou étudiants ne dépensent pas en frais d'uniformes, prière de verifier pour mbene gaye qui fréquente 5ème année de Primaire et corriger ou confirmer avec le QG.</w:t>
             </w:r>
           </w:p>
         </w:tc>
@@ -788,7 +1328,7 @@
                 <w:i w:val="0"/>
                 <w:sz w:val="16"/>
               </w:rPr>
-              <w:t>S00</w:t>
+              <w:t>S02</w:t>
               <w:br/>
             </w:r>
             <w:r>
@@ -798,7 +1338,7 @@
                 <w:color w:val="64748B"/>
                 <w:sz w:val="14"/>
               </w:rPr>
-              <w:t>Identification</w:t>
+              <w:t>Éducation</w:t>
             </w:r>
           </w:p>
         </w:tc>
@@ -814,7 +1354,7 @@
                 <w:color w:val="16A34A"/>
                 <w:sz w:val="16"/>
               </w:rPr>
-              <w:t>s00q27</w:t>
+              <w:t>—</w:t>
             </w:r>
           </w:p>
         </w:tc>
@@ -845,7 +1385,7 @@
                 <w:i w:val="0"/>
                 <w:sz w:val="17"/>
               </w:rPr>
-              <w:t>Le questionnaire semble ne pas être complètement fini mais le questionnaire est en statut complet, prière de compléter le questionnaire.</w:t>
+              <w:t>Attention!!! le montant payé de ndeye absa gaye pour la cotisation est de 450 FCFA qui semble faible.</w:t>
             </w:r>
           </w:p>
         </w:tc>
@@ -878,276 +1418,6 @@
                 <w:i w:val="0"/>
                 <w:sz w:val="16"/>
               </w:rPr>
-              <w:t>S01</w:t>
-              <w:br/>
-            </w:r>
-            <w:r>
-              <w:rPr>
-                <w:b w:val="0"/>
-                <w:i w:val="0"/>
-                <w:color w:val="64748B"/>
-                <w:sz w:val="14"/>
-              </w:rPr>
-              <w:t>Démographie</w:t>
-            </w:r>
-          </w:p>
-        </w:tc>
-        <w:tc>
-          <w:tcPr>
-            <w:tcW w:type="dxa" w:w="1531"/>
-          </w:tcPr>
-          <w:p>
-            <w:r>
-              <w:rPr>
-                <w:b/>
-                <w:i w:val="0"/>
-                <w:color w:val="16A34A"/>
-                <w:sz w:val="16"/>
-              </w:rPr>
-              <w:t>s01q00</w:t>
-            </w:r>
-          </w:p>
-        </w:tc>
-        <w:tc>
-          <w:tcPr>
-            <w:tcW w:type="dxa" w:w="1191"/>
-          </w:tcPr>
-          <w:p>
-            <w:r>
-              <w:rPr>
-                <w:b w:val="0"/>
-                <w:i w:val="0"/>
-                <w:color w:val="64748B"/>
-                <w:sz w:val="16"/>
-              </w:rPr>
-              <w:t>GT-CQ</w:t>
-            </w:r>
-          </w:p>
-        </w:tc>
-        <w:tc>
-          <w:tcPr>
-            <w:tcW w:type="dxa" w:w="4706"/>
-          </w:tcPr>
-          <w:p>
-            <w:r>
-              <w:rPr>
-                <w:b w:val="0"/>
-                <w:i w:val="0"/>
-                <w:sz w:val="17"/>
-              </w:rPr>
-              <w:t>Attention ! Vous avez déclaré en s01q00 que le répondant est la personne elle-même, or nogaye gaye est trop jeune (7 ans) pour fournir des informations correctes.</w:t>
-            </w:r>
-          </w:p>
-        </w:tc>
-      </w:tr>
-      <w:tr>
-        <w:tc>
-          <w:tcPr>
-            <w:tcW w:type="dxa" w:w="964"/>
-          </w:tcPr>
-          <w:p>
-            <w:r>
-              <w:rPr>
-                <w:b/>
-                <w:i w:val="0"/>
-                <w:color w:val="EA580C"/>
-                <w:sz w:val="16"/>
-              </w:rPr>
-              <w:t>Moyenne</w:t>
-            </w:r>
-          </w:p>
-        </w:tc>
-        <w:tc>
-          <w:tcPr>
-            <w:tcW w:type="dxa" w:w="1247"/>
-          </w:tcPr>
-          <w:p>
-            <w:r>
-              <w:rPr>
-                <w:b/>
-                <w:i w:val="0"/>
-                <w:sz w:val="16"/>
-              </w:rPr>
-              <w:t>S01</w:t>
-              <w:br/>
-            </w:r>
-            <w:r>
-              <w:rPr>
-                <w:b w:val="0"/>
-                <w:i w:val="0"/>
-                <w:color w:val="64748B"/>
-                <w:sz w:val="14"/>
-              </w:rPr>
-              <w:t>Démographie</w:t>
-            </w:r>
-          </w:p>
-        </w:tc>
-        <w:tc>
-          <w:tcPr>
-            <w:tcW w:type="dxa" w:w="1531"/>
-          </w:tcPr>
-          <w:p>
-            <w:r>
-              <w:rPr>
-                <w:b/>
-                <w:i w:val="0"/>
-                <w:color w:val="16A34A"/>
-                <w:sz w:val="16"/>
-              </w:rPr>
-              <w:t>—</w:t>
-            </w:r>
-          </w:p>
-        </w:tc>
-        <w:tc>
-          <w:tcPr>
-            <w:tcW w:type="dxa" w:w="1191"/>
-          </w:tcPr>
-          <w:p>
-            <w:r>
-              <w:rPr>
-                <w:b w:val="0"/>
-                <w:i w:val="0"/>
-                <w:color w:val="64748B"/>
-                <w:sz w:val="16"/>
-              </w:rPr>
-              <w:t>GT-CQ</w:t>
-            </w:r>
-          </w:p>
-        </w:tc>
-        <w:tc>
-          <w:tcPr>
-            <w:tcW w:type="dxa" w:w="4706"/>
-          </w:tcPr>
-          <w:p>
-            <w:r>
-              <w:rPr>
-                <w:b w:val="0"/>
-                <w:i w:val="0"/>
-                <w:sz w:val="17"/>
-              </w:rPr>
-              <w:t>Prière de refaire la section 1 pour nogaye gaye en demandant à un adulte de répondre aux questions à sa place.</w:t>
-            </w:r>
-          </w:p>
-        </w:tc>
-      </w:tr>
-      <w:tr>
-        <w:tc>
-          <w:tcPr>
-            <w:tcW w:type="dxa" w:w="964"/>
-          </w:tcPr>
-          <w:p>
-            <w:r>
-              <w:rPr>
-                <w:b/>
-                <w:i w:val="0"/>
-                <w:color w:val="EA580C"/>
-                <w:sz w:val="16"/>
-              </w:rPr>
-              <w:t>Moyenne</w:t>
-            </w:r>
-          </w:p>
-        </w:tc>
-        <w:tc>
-          <w:tcPr>
-            <w:tcW w:type="dxa" w:w="1247"/>
-          </w:tcPr>
-          <w:p>
-            <w:r>
-              <w:rPr>
-                <w:b/>
-                <w:i w:val="0"/>
-                <w:sz w:val="16"/>
-              </w:rPr>
-              <w:t>S01</w:t>
-              <w:br/>
-            </w:r>
-            <w:r>
-              <w:rPr>
-                <w:b w:val="0"/>
-                <w:i w:val="0"/>
-                <w:color w:val="64748B"/>
-                <w:sz w:val="14"/>
-              </w:rPr>
-              <w:t>Démographie</w:t>
-            </w:r>
-          </w:p>
-        </w:tc>
-        <w:tc>
-          <w:tcPr>
-            <w:tcW w:type="dxa" w:w="1531"/>
-          </w:tcPr>
-          <w:p>
-            <w:r>
-              <w:rPr>
-                <w:b/>
-                <w:i w:val="0"/>
-                <w:color w:val="16A34A"/>
-                <w:sz w:val="16"/>
-              </w:rPr>
-              <w:t>s01q10_1</w:t>
-            </w:r>
-          </w:p>
-        </w:tc>
-        <w:tc>
-          <w:tcPr>
-            <w:tcW w:type="dxa" w:w="1191"/>
-          </w:tcPr>
-          <w:p>
-            <w:r>
-              <w:rPr>
-                <w:b w:val="0"/>
-                <w:i w:val="0"/>
-                <w:color w:val="64748B"/>
-                <w:sz w:val="16"/>
-              </w:rPr>
-              <w:t>GT-CQ</w:t>
-            </w:r>
-          </w:p>
-        </w:tc>
-        <w:tc>
-          <w:tcPr>
-            <w:tcW w:type="dxa" w:w="4706"/>
-          </w:tcPr>
-          <w:p>
-            <w:r>
-              <w:rPr>
-                <w:b w:val="0"/>
-                <w:i w:val="0"/>
-                <w:sz w:val="17"/>
-              </w:rPr>
-              <w:t>La taille du ménage lors de l'enquête principale (8) de ce ménage est inférieur à la taille du denombrement (13), prière de fournir des explications concrètes ou aller revisiter le ménage.</w:t>
-            </w:r>
-          </w:p>
-        </w:tc>
-      </w:tr>
-      <w:tr>
-        <w:tc>
-          <w:tcPr>
-            <w:tcW w:type="dxa" w:w="964"/>
-          </w:tcPr>
-          <w:p>
-            <w:r>
-              <w:rPr>
-                <w:b/>
-                <w:i w:val="0"/>
-                <w:color w:val="EA580C"/>
-                <w:sz w:val="16"/>
-              </w:rPr>
-              <w:t>Moyenne</w:t>
-            </w:r>
-          </w:p>
-        </w:tc>
-        <w:tc>
-          <w:tcPr>
-            <w:tcW w:type="dxa" w:w="1247"/>
-          </w:tcPr>
-          <w:p>
-            <w:r>
-              <w:rPr>
-                <w:b/>
-                <w:i w:val="0"/>
-                <w:sz w:val="16"/>
-              </w:rPr>
               <w:t>S02</w:t>
               <w:br/>
             </w:r>
@@ -1174,7 +1444,7 @@
                 <w:color w:val="16A34A"/>
                 <w:sz w:val="16"/>
               </w:rPr>
-              <w:t>—</w:t>
+              <w:t>s01q63, s00q04, s02q25, s01q00b, s02q17_2, s02q15_2</w:t>
             </w:r>
           </w:p>
         </w:tc>
@@ -1205,637 +1475,7 @@
                 <w:i w:val="0"/>
                 <w:sz w:val="17"/>
               </w:rPr>
-              <w:t>veuillez, s'il vous plait, confirmer les frais de scolarité ( 1000 FCFA) payée de mbene gaye avec le QG ou apporter les corrections nécessaires.</w:t>
-            </w:r>
-          </w:p>
-        </w:tc>
-      </w:tr>
-      <w:tr>
-        <w:tc>
-          <w:tcPr>
-            <w:tcW w:type="dxa" w:w="964"/>
-          </w:tcPr>
-          <w:p>
-            <w:r>
-              <w:rPr>
-                <w:b/>
-                <w:i w:val="0"/>
-                <w:color w:val="EA580C"/>
-                <w:sz w:val="16"/>
-              </w:rPr>
-              <w:t>Moyenne</w:t>
-            </w:r>
-          </w:p>
-        </w:tc>
-        <w:tc>
-          <w:tcPr>
-            <w:tcW w:type="dxa" w:w="1247"/>
-          </w:tcPr>
-          <w:p>
-            <w:r>
-              <w:rPr>
-                <w:b/>
-                <w:i w:val="0"/>
-                <w:sz w:val="16"/>
-              </w:rPr>
-              <w:t>S02</w:t>
-              <w:br/>
-            </w:r>
-            <w:r>
-              <w:rPr>
-                <w:b w:val="0"/>
-                <w:i w:val="0"/>
-                <w:color w:val="64748B"/>
-                <w:sz w:val="14"/>
-              </w:rPr>
-              <w:t>Éducation</w:t>
-            </w:r>
-          </w:p>
-        </w:tc>
-        <w:tc>
-          <w:tcPr>
-            <w:tcW w:type="dxa" w:w="1531"/>
-          </w:tcPr>
-          <w:p>
-            <w:r>
-              <w:rPr>
-                <w:b/>
-                <w:i w:val="0"/>
-                <w:color w:val="16A34A"/>
-                <w:sz w:val="16"/>
-              </w:rPr>
-              <w:t>—</w:t>
-            </w:r>
-          </w:p>
-        </w:tc>
-        <w:tc>
-          <w:tcPr>
-            <w:tcW w:type="dxa" w:w="1191"/>
-          </w:tcPr>
-          <w:p>
-            <w:r>
-              <w:rPr>
-                <w:b w:val="0"/>
-                <w:i w:val="0"/>
-                <w:color w:val="64748B"/>
-                <w:sz w:val="16"/>
-              </w:rPr>
-              <w:t>GT-CQ</w:t>
-            </w:r>
-          </w:p>
-        </w:tc>
-        <w:tc>
-          <w:tcPr>
-            <w:tcW w:type="dxa" w:w="4706"/>
-          </w:tcPr>
-          <w:p>
-            <w:r>
-              <w:rPr>
-                <w:b w:val="0"/>
-                <w:i w:val="0"/>
-                <w:sz w:val="17"/>
-              </w:rPr>
-              <w:t>Attention!!! le montant payé de mbene gaye pour la cotisation est de 450 FCFA qui semble faible.</w:t>
-            </w:r>
-          </w:p>
-        </w:tc>
-      </w:tr>
-      <w:tr>
-        <w:tc>
-          <w:tcPr>
-            <w:tcW w:type="dxa" w:w="964"/>
-          </w:tcPr>
-          <w:p>
-            <w:r>
-              <w:rPr>
-                <w:b/>
-                <w:i w:val="0"/>
-                <w:color w:val="EA580C"/>
-                <w:sz w:val="16"/>
-              </w:rPr>
-              <w:t>Moyenne</w:t>
-            </w:r>
-          </w:p>
-        </w:tc>
-        <w:tc>
-          <w:tcPr>
-            <w:tcW w:type="dxa" w:w="1247"/>
-          </w:tcPr>
-          <w:p>
-            <w:r>
-              <w:rPr>
-                <w:b/>
-                <w:i w:val="0"/>
-                <w:sz w:val="16"/>
-              </w:rPr>
-              <w:t>S02</w:t>
-              <w:br/>
-            </w:r>
-            <w:r>
-              <w:rPr>
-                <w:b w:val="0"/>
-                <w:i w:val="0"/>
-                <w:color w:val="64748B"/>
-                <w:sz w:val="14"/>
-              </w:rPr>
-              <w:t>Éducation</w:t>
-            </w:r>
-          </w:p>
-        </w:tc>
-        <w:tc>
-          <w:tcPr>
-            <w:tcW w:type="dxa" w:w="1531"/>
-          </w:tcPr>
-          <w:p>
-            <w:r>
-              <w:rPr>
-                <w:b/>
-                <w:i w:val="0"/>
-                <w:color w:val="16A34A"/>
-                <w:sz w:val="16"/>
-              </w:rPr>
-              <w:t>—</w:t>
-            </w:r>
-          </w:p>
-        </w:tc>
-        <w:tc>
-          <w:tcPr>
-            <w:tcW w:type="dxa" w:w="1191"/>
-          </w:tcPr>
-          <w:p>
-            <w:r>
-              <w:rPr>
-                <w:b w:val="0"/>
-                <w:i w:val="0"/>
-                <w:color w:val="64748B"/>
-                <w:sz w:val="16"/>
-              </w:rPr>
-              <w:t>GT-CQ</w:t>
-            </w:r>
-          </w:p>
-        </w:tc>
-        <w:tc>
-          <w:tcPr>
-            <w:tcW w:type="dxa" w:w="4706"/>
-          </w:tcPr>
-          <w:p>
-            <w:r>
-              <w:rPr>
-                <w:b w:val="0"/>
-                <w:i w:val="0"/>
-                <w:sz w:val="17"/>
-              </w:rPr>
-              <w:t>Veuillez verifier cette information auprès de l'enquêté ou confirmer avec le QG.</w:t>
-            </w:r>
-          </w:p>
-        </w:tc>
-      </w:tr>
-      <w:tr>
-        <w:tc>
-          <w:tcPr>
-            <w:tcW w:type="dxa" w:w="964"/>
-          </w:tcPr>
-          <w:p>
-            <w:r>
-              <w:rPr>
-                <w:b/>
-                <w:i w:val="0"/>
-                <w:color w:val="EA580C"/>
-                <w:sz w:val="16"/>
-              </w:rPr>
-              <w:t>Moyenne</w:t>
-            </w:r>
-          </w:p>
-        </w:tc>
-        <w:tc>
-          <w:tcPr>
-            <w:tcW w:type="dxa" w:w="1247"/>
-          </w:tcPr>
-          <w:p>
-            <w:r>
-              <w:rPr>
-                <w:b/>
-                <w:i w:val="0"/>
-                <w:sz w:val="16"/>
-              </w:rPr>
-              <w:t>S02</w:t>
-              <w:br/>
-            </w:r>
-            <w:r>
-              <w:rPr>
-                <w:b w:val="0"/>
-                <w:i w:val="0"/>
-                <w:color w:val="64748B"/>
-                <w:sz w:val="14"/>
-              </w:rPr>
-              <w:t>Éducation</w:t>
-            </w:r>
-          </w:p>
-        </w:tc>
-        <w:tc>
-          <w:tcPr>
-            <w:tcW w:type="dxa" w:w="1531"/>
-          </w:tcPr>
-          <w:p>
-            <w:r>
-              <w:rPr>
-                <w:b/>
-                <w:i w:val="0"/>
-                <w:color w:val="16A34A"/>
-                <w:sz w:val="16"/>
-              </w:rPr>
-              <w:t>s01q63, s00q04, s02q25, s01q00b, s02q17_2, s02q15_2</w:t>
-            </w:r>
-          </w:p>
-        </w:tc>
-        <w:tc>
-          <w:tcPr>
-            <w:tcW w:type="dxa" w:w="1191"/>
-          </w:tcPr>
-          <w:p>
-            <w:r>
-              <w:rPr>
-                <w:b w:val="0"/>
-                <w:i w:val="0"/>
-                <w:color w:val="64748B"/>
-                <w:sz w:val="16"/>
-              </w:rPr>
-              <w:t>GT-CQ</w:t>
-            </w:r>
-          </w:p>
-        </w:tc>
-        <w:tc>
-          <w:tcPr>
-            <w:tcW w:type="dxa" w:w="4706"/>
-          </w:tcPr>
-          <w:p>
-            <w:r>
-              <w:rPr>
-                <w:b w:val="0"/>
-                <w:i w:val="0"/>
-                <w:sz w:val="17"/>
-              </w:rPr>
-              <w:t>Dans les milieux urbains c'est peu probable de voir une école dont les élèves ou étudiants ne dépensent pas en frais d'uniformes, prière de verifier pour mbene gaye qui fréquente 5ème année de Primaire et corriger ou confirmer avec le QG.</w:t>
-            </w:r>
-          </w:p>
-        </w:tc>
-      </w:tr>
-      <w:tr>
-        <w:tc>
-          <w:tcPr>
-            <w:tcW w:type="dxa" w:w="964"/>
-          </w:tcPr>
-          <w:p>
-            <w:r>
-              <w:rPr>
-                <w:b/>
-                <w:i w:val="0"/>
-                <w:color w:val="EA580C"/>
-                <w:sz w:val="16"/>
-              </w:rPr>
-              <w:t>Moyenne</w:t>
-            </w:r>
-          </w:p>
-        </w:tc>
-        <w:tc>
-          <w:tcPr>
-            <w:tcW w:type="dxa" w:w="1247"/>
-          </w:tcPr>
-          <w:p>
-            <w:r>
-              <w:rPr>
-                <w:b/>
-                <w:i w:val="0"/>
-                <w:sz w:val="16"/>
-              </w:rPr>
-              <w:t>S02</w:t>
-              <w:br/>
-            </w:r>
-            <w:r>
-              <w:rPr>
-                <w:b w:val="0"/>
-                <w:i w:val="0"/>
-                <w:color w:val="64748B"/>
-                <w:sz w:val="14"/>
-              </w:rPr>
-              <w:t>Éducation</w:t>
-            </w:r>
-          </w:p>
-        </w:tc>
-        <w:tc>
-          <w:tcPr>
-            <w:tcW w:type="dxa" w:w="1531"/>
-          </w:tcPr>
-          <w:p>
-            <w:r>
-              <w:rPr>
-                <w:b/>
-                <w:i w:val="0"/>
-                <w:color w:val="16A34A"/>
-                <w:sz w:val="16"/>
-              </w:rPr>
-              <w:t>—</w:t>
-            </w:r>
-          </w:p>
-        </w:tc>
-        <w:tc>
-          <w:tcPr>
-            <w:tcW w:type="dxa" w:w="1191"/>
-          </w:tcPr>
-          <w:p>
-            <w:r>
-              <w:rPr>
-                <w:b w:val="0"/>
-                <w:i w:val="0"/>
-                <w:color w:val="64748B"/>
-                <w:sz w:val="16"/>
-              </w:rPr>
-              <w:t>GT-CQ</w:t>
-            </w:r>
-          </w:p>
-        </w:tc>
-        <w:tc>
-          <w:tcPr>
-            <w:tcW w:type="dxa" w:w="4706"/>
-          </w:tcPr>
-          <w:p>
-            <w:r>
-              <w:rPr>
-                <w:b w:val="0"/>
-                <w:i w:val="0"/>
-                <w:sz w:val="17"/>
-              </w:rPr>
-              <w:t>veuillez, s'il vous plait, confirmer les frais de scolarité ( 1000 FCFA) payée de ndeye absa gaye avec le QG ou apporter les corrections nécessaires.</w:t>
-            </w:r>
-          </w:p>
-        </w:tc>
-      </w:tr>
-      <w:tr>
-        <w:tc>
-          <w:tcPr>
-            <w:tcW w:type="dxa" w:w="964"/>
-          </w:tcPr>
-          <w:p>
-            <w:r>
-              <w:rPr>
-                <w:b/>
-                <w:i w:val="0"/>
-                <w:color w:val="EA580C"/>
-                <w:sz w:val="16"/>
-              </w:rPr>
-              <w:t>Moyenne</w:t>
-            </w:r>
-          </w:p>
-        </w:tc>
-        <w:tc>
-          <w:tcPr>
-            <w:tcW w:type="dxa" w:w="1247"/>
-          </w:tcPr>
-          <w:p>
-            <w:r>
-              <w:rPr>
-                <w:b/>
-                <w:i w:val="0"/>
-                <w:sz w:val="16"/>
-              </w:rPr>
-              <w:t>S02</w:t>
-              <w:br/>
-            </w:r>
-            <w:r>
-              <w:rPr>
-                <w:b w:val="0"/>
-                <w:i w:val="0"/>
-                <w:color w:val="64748B"/>
-                <w:sz w:val="14"/>
-              </w:rPr>
-              <w:t>Éducation</w:t>
-            </w:r>
-          </w:p>
-        </w:tc>
-        <w:tc>
-          <w:tcPr>
-            <w:tcW w:type="dxa" w:w="1531"/>
-          </w:tcPr>
-          <w:p>
-            <w:r>
-              <w:rPr>
-                <w:b/>
-                <w:i w:val="0"/>
-                <w:color w:val="16A34A"/>
-                <w:sz w:val="16"/>
-              </w:rPr>
-              <w:t>—</w:t>
-            </w:r>
-          </w:p>
-        </w:tc>
-        <w:tc>
-          <w:tcPr>
-            <w:tcW w:type="dxa" w:w="1191"/>
-          </w:tcPr>
-          <w:p>
-            <w:r>
-              <w:rPr>
-                <w:b w:val="0"/>
-                <w:i w:val="0"/>
-                <w:color w:val="64748B"/>
-                <w:sz w:val="16"/>
-              </w:rPr>
-              <w:t>GT-CQ</w:t>
-            </w:r>
-          </w:p>
-        </w:tc>
-        <w:tc>
-          <w:tcPr>
-            <w:tcW w:type="dxa" w:w="4706"/>
-          </w:tcPr>
-          <w:p>
-            <w:r>
-              <w:rPr>
-                <w:b w:val="0"/>
-                <w:i w:val="0"/>
-                <w:sz w:val="17"/>
-              </w:rPr>
-              <w:t>Attention!!! le montant payé de ndeye absa gaye pour la cotisation est de 450 FCFA qui semble faible.</w:t>
-            </w:r>
-          </w:p>
-        </w:tc>
-      </w:tr>
-      <w:tr>
-        <w:tc>
-          <w:tcPr>
-            <w:tcW w:type="dxa" w:w="964"/>
-          </w:tcPr>
-          <w:p>
-            <w:r>
-              <w:rPr>
-                <w:b/>
-                <w:i w:val="0"/>
-                <w:color w:val="EA580C"/>
-                <w:sz w:val="16"/>
-              </w:rPr>
-              <w:t>Moyenne</w:t>
-            </w:r>
-          </w:p>
-        </w:tc>
-        <w:tc>
-          <w:tcPr>
-            <w:tcW w:type="dxa" w:w="1247"/>
-          </w:tcPr>
-          <w:p>
-            <w:r>
-              <w:rPr>
-                <w:b/>
-                <w:i w:val="0"/>
-                <w:sz w:val="16"/>
-              </w:rPr>
-              <w:t>S02</w:t>
-              <w:br/>
-            </w:r>
-            <w:r>
-              <w:rPr>
-                <w:b w:val="0"/>
-                <w:i w:val="0"/>
-                <w:color w:val="64748B"/>
-                <w:sz w:val="14"/>
-              </w:rPr>
-              <w:t>Éducation</w:t>
-            </w:r>
-          </w:p>
-        </w:tc>
-        <w:tc>
-          <w:tcPr>
-            <w:tcW w:type="dxa" w:w="1531"/>
-          </w:tcPr>
-          <w:p>
-            <w:r>
-              <w:rPr>
-                <w:b/>
-                <w:i w:val="0"/>
-                <w:color w:val="16A34A"/>
-                <w:sz w:val="16"/>
-              </w:rPr>
-              <w:t>s01q63, s00q04, s02q25, s01q00b, s02q17_2, s02q15_2</w:t>
-            </w:r>
-          </w:p>
-        </w:tc>
-        <w:tc>
-          <w:tcPr>
-            <w:tcW w:type="dxa" w:w="1191"/>
-          </w:tcPr>
-          <w:p>
-            <w:r>
-              <w:rPr>
-                <w:b w:val="0"/>
-                <w:i w:val="0"/>
-                <w:color w:val="64748B"/>
-                <w:sz w:val="16"/>
-              </w:rPr>
-              <w:t>GT-CQ</w:t>
-            </w:r>
-          </w:p>
-        </w:tc>
-        <w:tc>
-          <w:tcPr>
-            <w:tcW w:type="dxa" w:w="4706"/>
-          </w:tcPr>
-          <w:p>
-            <w:r>
-              <w:rPr>
-                <w:b w:val="0"/>
-                <w:i w:val="0"/>
-                <w:sz w:val="17"/>
-              </w:rPr>
               <w:t>Dans les milieux urbains c'est peu probable de voir une école dont les élèves ou étudiants ne dépensent pas en frais d'uniformes, prière de verifier pour ndeye absa gaye qui fréquente 1ére année de Primaire et corriger ou confirmer avec le QG.</w:t>
-            </w:r>
-          </w:p>
-        </w:tc>
-      </w:tr>
-      <w:tr>
-        <w:tc>
-          <w:tcPr>
-            <w:tcW w:type="dxa" w:w="964"/>
-          </w:tcPr>
-          <w:p>
-            <w:r>
-              <w:rPr>
-                <w:b/>
-                <w:i w:val="0"/>
-                <w:color w:val="EA580C"/>
-                <w:sz w:val="16"/>
-              </w:rPr>
-              <w:t>Moyenne</w:t>
-            </w:r>
-          </w:p>
-        </w:tc>
-        <w:tc>
-          <w:tcPr>
-            <w:tcW w:type="dxa" w:w="1247"/>
-          </w:tcPr>
-          <w:p>
-            <w:r>
-              <w:rPr>
-                <w:b/>
-                <w:i w:val="0"/>
-                <w:sz w:val="16"/>
-              </w:rPr>
-              <w:t>S02</w:t>
-              <w:br/>
-            </w:r>
-            <w:r>
-              <w:rPr>
-                <w:b w:val="0"/>
-                <w:i w:val="0"/>
-                <w:color w:val="64748B"/>
-                <w:sz w:val="14"/>
-              </w:rPr>
-              <w:t>Éducation</w:t>
-            </w:r>
-          </w:p>
-        </w:tc>
-        <w:tc>
-          <w:tcPr>
-            <w:tcW w:type="dxa" w:w="1531"/>
-          </w:tcPr>
-          <w:p>
-            <w:r>
-              <w:rPr>
-                <w:b/>
-                <w:i w:val="0"/>
-                <w:color w:val="16A34A"/>
-                <w:sz w:val="16"/>
-              </w:rPr>
-              <w:t>—</w:t>
-            </w:r>
-          </w:p>
-        </w:tc>
-        <w:tc>
-          <w:tcPr>
-            <w:tcW w:type="dxa" w:w="1191"/>
-          </w:tcPr>
-          <w:p>
-            <w:r>
-              <w:rPr>
-                <w:b w:val="0"/>
-                <w:i w:val="0"/>
-                <w:color w:val="64748B"/>
-                <w:sz w:val="16"/>
-              </w:rPr>
-              <w:t>GT-CQ</w:t>
-            </w:r>
-          </w:p>
-        </w:tc>
-        <w:tc>
-          <w:tcPr>
-            <w:tcW w:type="dxa" w:w="4706"/>
-          </w:tcPr>
-          <w:p>
-            <w:r>
-              <w:rPr>
-                <w:b w:val="0"/>
-                <w:i w:val="0"/>
-                <w:sz w:val="17"/>
-              </w:rPr>
-              <w:t>veuillez, s'il vous plait, confirmer les frais de scolarité ( 1000 FCFA) payée de ndeye rama diop avec le QG ou apporter les corrections nécessaires.</w:t>
             </w:r>
           </w:p>
         </w:tc>
